--- a/outputs/TRUE-CLOUD-MIGRATION/20_DR_v2.docx
+++ b/outputs/TRUE-CLOUD-MIGRATION/20_DR_v2.docx
@@ -12,7 +12,7 @@
     </w:p>
     <w:p>
       <w:r>
-        <w:t>DR · revision r2 · CONFIRMED · confirmed by trial at 2026-08-16T02:10:57.171031 · project True Cloud Migration · generated 2026-08-16T02:10:57.699218+00:00</w:t>
+        <w:t>DR · revision r2 · CONFIRMED · confirmed by trial at 2026-08-16T02:13:06.186709 · project True Cloud Migration · generated 2026-08-16T02:13:06.571564+00:00</w:t>
       </w:r>
     </w:p>
     <w:p>
